--- a/episodes/The_Dark_Rise_Episode_18.docx
+++ b/episodes/The_Dark_Rise_Episode_18.docx
@@ -176,7 +176,7 @@
           <w:sz w:val="24"/>
           <w:szCs w:val="24"/>
         </w:rPr>
-        <w:t xml:space="preserve">Beneath the ak-pu roots, the entity watched the gathering crowd assemble through Zara's own eyes, counting witnesses the way it had once counted the pair standing beneath a mango tree, except that this count ran into the dozens rather than the twos and threes it had risked before.</w:t>
+        <w:t xml:space="preserve">Beneath the iroko roots, the entity watched the gathering crowd assemble through Zara's own eyes, counting witnesses the way it had once counted the pair standing beneath a mango tree, except that this count ran into the dozens rather than the twos and threes it had risked before.</w:t>
       </w:r>
     </w:p>
     <w:p>

--- a/episodes/The_Dark_Rise_Episode_18.docx
+++ b/episodes/The_Dark_Rise_Episode_18.docx
@@ -154,20 +154,7 @@
     </w:p>
     <w:p>
       <w:pPr>
-        <w:spacing w:after="0" w:line="360"/>
-      </w:pPr>
-      <w:r>
-        <w:rPr>
-          <w:rFonts w:ascii="Georgia" w:hAnsi="Georgia" w:cs="Georgia"/>
-          <w:sz w:val="24"/>
-          <w:szCs w:val="24"/>
-        </w:rPr>
-        <w:t xml:space="preserve"/>
-      </w:r>
-    </w:p>
-    <w:p>
-      <w:pPr>
-        <w:spacing w:after="60" w:line="360"/>
+        <w:spacing w:after="60" w:line="360" w:before="480"/>
         <w:ind w:firstLine="360"/>
       </w:pPr>
       <w:r>
@@ -251,20 +238,7 @@
     </w:p>
     <w:p>
       <w:pPr>
-        <w:spacing w:after="0" w:line="360"/>
-      </w:pPr>
-      <w:r>
-        <w:rPr>
-          <w:rFonts w:ascii="Georgia" w:hAnsi="Georgia" w:cs="Georgia"/>
-          <w:sz w:val="24"/>
-          <w:szCs w:val="24"/>
-        </w:rPr>
-        <w:t xml:space="preserve"/>
-      </w:r>
-    </w:p>
-    <w:p>
-      <w:pPr>
-        <w:spacing w:after="60" w:line="360"/>
+        <w:spacing w:after="60" w:line="360" w:before="480"/>
         <w:ind w:firstLine="360"/>
       </w:pPr>
       <w:r>
@@ -278,15 +252,16 @@
     </w:p>
     <w:p>
       <w:pPr>
-        <w:spacing w:after="0" w:line="360"/>
-      </w:pPr>
-      <w:r>
-        <w:rPr>
-          <w:rFonts w:ascii="Georgia" w:hAnsi="Georgia" w:cs="Georgia"/>
-          <w:sz w:val="24"/>
-          <w:szCs w:val="24"/>
-        </w:rPr>
-        <w:t xml:space="preserve"/>
+        <w:spacing w:after="60" w:line="360" w:before="480"/>
+        <w:ind w:firstLine="360"/>
+      </w:pPr>
+      <w:r>
+        <w:rPr>
+          <w:rFonts w:ascii="Georgia" w:hAnsi="Georgia" w:cs="Georgia"/>
+          <w:sz w:val="24"/>
+          <w:szCs w:val="24"/>
+        </w:rPr>
+        <w:t xml:space="preserve">In the cold beneath everything, the ledger voice spoke.</w:t>
       </w:r>
     </w:p>
     <w:p>
@@ -302,25 +277,12 @@
           <w:bCs/>
           <w:caps/>
         </w:rPr>
-        <w:t xml:space="preserve">FULL PUBLIC POSSESSION AUTHORIZED. WITNESS COUNT: MAXIMAL AVAILABLE. RESERVED LEVERAGE: ELDER MAKA SECOND THREAD, TO BE SPENT IN FULL.</w:t>
-      </w:r>
-    </w:p>
-    <w:p>
-      <w:pPr>
-        <w:spacing w:after="0" w:line="360"/>
-      </w:pPr>
-      <w:r>
-        <w:rPr>
-          <w:rFonts w:ascii="Georgia" w:hAnsi="Georgia" w:cs="Georgia"/>
-          <w:sz w:val="24"/>
-          <w:szCs w:val="24"/>
-        </w:rPr>
-        <w:t xml:space="preserve"/>
-      </w:r>
-    </w:p>
-    <w:p>
-      <w:pPr>
-        <w:spacing w:after="60" w:line="360"/>
+        <w:t xml:space="preserve">Full public possession authorized. Witness count: maximal available. Reserved leverage: Elder Maka second thread, to be spent in full.</w:t>
+      </w:r>
+    </w:p>
+    <w:p>
+      <w:pPr>
+        <w:spacing w:after="60" w:line="360" w:before="480"/>
         <w:ind w:firstLine="360"/>
       </w:pPr>
       <w:r>
@@ -376,20 +338,7 @@
     </w:p>
     <w:p>
       <w:pPr>
-        <w:spacing w:after="0" w:line="360"/>
-      </w:pPr>
-      <w:r>
-        <w:rPr>
-          <w:rFonts w:ascii="Georgia" w:hAnsi="Georgia" w:cs="Georgia"/>
-          <w:sz w:val="24"/>
-          <w:szCs w:val="24"/>
-        </w:rPr>
-        <w:t xml:space="preserve"/>
-      </w:r>
-    </w:p>
-    <w:p>
-      <w:pPr>
-        <w:spacing w:after="60" w:line="360"/>
+        <w:spacing w:after="60" w:line="360" w:before="480"/>
         <w:ind w:firstLine="360"/>
       </w:pPr>
       <w:r>
@@ -431,20 +380,7 @@
     </w:p>
     <w:p>
       <w:pPr>
-        <w:spacing w:after="0" w:line="360"/>
-      </w:pPr>
-      <w:r>
-        <w:rPr>
-          <w:rFonts w:ascii="Georgia" w:hAnsi="Georgia" w:cs="Georgia"/>
-          <w:sz w:val="24"/>
-          <w:szCs w:val="24"/>
-        </w:rPr>
-        <w:t xml:space="preserve"/>
-      </w:r>
-    </w:p>
-    <w:p>
-      <w:pPr>
-        <w:spacing w:after="60" w:line="360"/>
+        <w:spacing w:after="60" w:line="360" w:before="480"/>
         <w:ind w:firstLine="360"/>
       </w:pPr>
       <w:r>
@@ -514,20 +450,7 @@
     </w:p>
     <w:p>
       <w:pPr>
-        <w:spacing w:after="0" w:line="360"/>
-      </w:pPr>
-      <w:r>
-        <w:rPr>
-          <w:rFonts w:ascii="Georgia" w:hAnsi="Georgia" w:cs="Georgia"/>
-          <w:sz w:val="24"/>
-          <w:szCs w:val="24"/>
-        </w:rPr>
-        <w:t xml:space="preserve"/>
-      </w:r>
-    </w:p>
-    <w:p>
-      <w:pPr>
-        <w:spacing w:after="60" w:line="360"/>
+        <w:spacing w:after="60" w:line="360" w:before="480"/>
         <w:ind w:firstLine="360"/>
       </w:pPr>
       <w:r>
@@ -565,19 +488,6 @@
           <w:szCs w:val="24"/>
         </w:rPr>
         <w:t xml:space="preserve">Amara stood very still in the middle of it, Zara's weight half leaning against her, and felt something she had not expected to feel amid all that noise, a thin, unwelcome thread of pity for the very woman she had spent weeks learning to fear. Elder Maka had asked for exactly this kind of mercy once, quietly, in a field at dawn, and Amara had given it to her without hesitation. The entity had just proven, in front of the whole village, precisely how little that private mercy was worth once it decided the moment had come to spend what it had been holding in reserve all along.</w:t>
-      </w:r>
-    </w:p>
-    <w:p>
-      <w:pPr>
-        <w:spacing w:after="0" w:line="360"/>
-      </w:pPr>
-      <w:r>
-        <w:rPr>
-          <w:rFonts w:ascii="Georgia" w:hAnsi="Georgia" w:cs="Georgia"/>
-          <w:sz w:val="24"/>
-          <w:szCs w:val="24"/>
-        </w:rPr>
-        <w:t xml:space="preserve"/>
       </w:r>
     </w:p>
     <w:sectPr>
